--- a/docs/날씨챙겨_시간대별_판단기준_및_문구카탈로그_v1.0.docx
+++ b/docs/날씨챙겨_시간대별_판단기준_및_문구카탈로그_v1.0.docx
@@ -269,18 +269,8 @@
             <w:vAlign w:val="center"/>
           </w:tcPr>
           <w:p>
-            <w:pPr>
-              <w:spacing w:after="0" w:line="252" w:lineRule="auto"/>
-              <w:jc w:val="left"/>
-            </w:pPr>
-            <w:r>
-              <w:rPr>
-                <w:rFonts w:ascii="Calibri" w:hAnsi="Calibri" w:eastAsia="맑은 고딕"/>
-                <w:b w:val="0"/>
-                <w:color w:val="20262D"/>
-                <w:sz w:val="17"/>
-              </w:rPr>
-              <w:t>2026-08-18</w:t>
+            <w:r>
+              <w:t>2026-08-21</w:t>
             </w:r>
           </w:p>
         </w:tc>
@@ -1681,18 +1671,8 @@
             <w:vAlign w:val="center"/>
           </w:tcPr>
           <w:p>
-            <w:pPr>
-              <w:spacing w:after="0" w:line="252" w:lineRule="auto"/>
-              <w:jc w:val="left"/>
-            </w:pPr>
-            <w:r>
-              <w:rPr>
-                <w:rFonts w:ascii="Calibri" w:hAnsi="Calibri" w:eastAsia="맑은 고딕"/>
-                <w:b w:val="0"/>
-                <w:color w:val="20262D"/>
-                <w:sz w:val="16"/>
-              </w:rPr>
-              <w:t>전용 Rule/Fact 없음</w:t>
+            <w:r>
+              <w:t>VENTILATION_GOOD Fact 구현</w:t>
             </w:r>
           </w:p>
         </w:tc>
@@ -1708,18 +1688,8 @@
             <w:vAlign w:val="center"/>
           </w:tcPr>
           <w:p>
-            <w:pPr>
-              <w:spacing w:after="0" w:line="252" w:lineRule="auto"/>
-              <w:jc w:val="left"/>
-            </w:pPr>
-            <w:r>
-              <w:rPr>
-                <w:rFonts w:ascii="Calibri" w:hAnsi="Calibri" w:eastAsia="맑은 고딕"/>
-                <w:b w:val="0"/>
-                <w:color w:val="20262D"/>
-                <w:sz w:val="16"/>
-              </w:rPr>
-              <w:t>강수·바람·대기질 안전 구간 산출</w:t>
+            <w:r>
+              <w:t>강수·바람·대기질·오존의 완전한 입력으로 안전 구간 산출</w:t>
             </w:r>
           </w:p>
         </w:tc>
@@ -1735,18 +1705,8 @@
             <w:vAlign w:val="center"/>
           </w:tcPr>
           <w:p>
-            <w:pPr>
-              <w:spacing w:after="0" w:line="252" w:lineRule="auto"/>
-              <w:jc w:val="center"/>
-            </w:pPr>
-            <w:r>
-              <w:rPr>
-                <w:rFonts w:ascii="Calibri" w:hAnsi="Calibri" w:eastAsia="맑은 고딕"/>
-                <w:b w:val="0"/>
-                <w:color w:val="20262D"/>
-                <w:sz w:val="16"/>
-              </w:rPr>
-              <w:t>미구현</w:t>
+            <w:r>
+              <w:t>구현 완료 · 입력 결측 시 긍정 문구 억제</w:t>
             </w:r>
           </w:p>
         </w:tc>
@@ -11372,11 +11332,6 @@
       <w:pPr>
         <w:spacing w:after="0"/>
       </w:pPr>
-    </w:p>
-    <w:p>
-      <w:r>
-        <w:br w:type="page"/>
-      </w:r>
     </w:p>
     <w:p>
       <w:pPr>
@@ -12910,11 +12865,6 @@
       <w:pPr>
         <w:spacing w:after="0"/>
       </w:pPr>
-    </w:p>
-    <w:p>
-      <w:r>
-        <w:br w:type="page"/>
-      </w:r>
     </w:p>
     <w:p>
       <w:pPr>
@@ -15048,14 +14998,10 @@
       </w:r>
     </w:p>
     <w:p>
-      <w:r>
-        <w:br w:type="page"/>
-      </w:r>
-    </w:p>
-    <w:p>
       <w:pPr>
         <w:pStyle w:val="Heading1"/>
         <w:keepNext/>
+        <w:pageBreakBefore/>
       </w:pPr>
       <w:r>
         <w:t>10. D1 이전 — seed와 조회</w:t>
@@ -16419,11 +16365,6 @@
       </w:pPr>
     </w:p>
     <w:p>
-      <w:r>
-        <w:br w:type="page"/>
-      </w:r>
-    </w:p>
-    <w:p>
       <w:pPr>
         <w:pStyle w:val="Heading1"/>
         <w:keepNext/>
@@ -17785,22 +17726,524 @@
         </w:pBdr>
       </w:pPr>
       <w:r>
-        <w:rPr>
-          <w:rFonts w:ascii="Calibri" w:hAnsi="Calibri" w:eastAsia="맑은 고딕"/>
-          <w:b/>
-          <w:color w:val="17365D"/>
-          <w:sz w:val="18"/>
-        </w:rPr>
-        <w:t xml:space="preserve">완료 조건  </w:t>
+        <w:t>구현 상태  서버는 기상청 단기예보 hourly, 생활기상지수 V5 자외선, 에어코리아 현재 관측을 정규화하고 재현 가능한 Fact를 만든다. 환경 Provider 장애는 부분 결측으로 격리하며 D1 캐시가 없더라도 단기예보 Today 응답을 유지한다.</w:t>
       </w:r>
+    </w:p>
+    <w:p>
       <w:r>
-        <w:rPr>
-          <w:rFonts w:ascii="Calibri" w:hAnsi="Calibri" w:eastAsia="맑은 고딕"/>
-          <w:b w:val="0"/>
-          <w:color w:val="20262D"/>
-          <w:sz w:val="18"/>
-        </w:rPr>
-        <w:t>서버가 실제 hourly Provider 데이터로 동일한 decisionVersion에서 재현 가능한 Fact를 만들고, D1 장애 시에도 코드 문구로 Today API를 정상 완성하면 v1 운영 전환이 가능하다.</w:t>
+        <w:br w:type="page"/>
+      </w:r>
+    </w:p>
+    <w:p>
+      <w:pPr>
+        <w:pStyle w:val="Heading1"/>
+      </w:pPr>
+      <w:r>
+        <w:t>12. 환경 Provider 구현 부록 (v1.0)</w:t>
+      </w:r>
+    </w:p>
+    <w:p>
+      <w:r>
+        <w:t>이 부록은 2026-08-21 실제 서버 구현을 기준으로 시간대별 계약을 보완한다. 예보와 관측을 같은 의미로 확장하지 않고 원본의 유효시간을 보존한다.</w:t>
+      </w:r>
+    </w:p>
+    <w:tbl>
+      <w:tblPr>
+        <w:tblW w:type="auto" w:w="0"/>
+        <w:tblLayout w:type="fixed"/>
+        <w:tblLook w:firstColumn="1" w:firstRow="1" w:lastColumn="0" w:lastRow="0" w:noHBand="0" w:noVBand="1" w:val="04A0"/>
+      </w:tblPr>
+      <w:tblGrid>
+        <w:gridCol w:w="2340"/>
+        <w:gridCol w:w="2340"/>
+        <w:gridCol w:w="2340"/>
+        <w:gridCol w:w="2340"/>
+      </w:tblGrid>
+      <w:tr>
+        <w:trPr>
+          <w:tblHeader w:val="true"/>
+        </w:trPr>
+        <w:tc>
+          <w:tcPr>
+            <w:tcW w:type="dxa" w:w="1417"/>
+            <w:shd w:fill="D9E8F5"/>
+            <w:tcBorders>
+              <w:top w:val="single" w:sz="6" w:space="0" w:color="AFC4DE"/>
+              <w:left w:val="single" w:sz="6" w:space="0" w:color="AFC4DE"/>
+              <w:bottom w:val="single" w:sz="6" w:space="0" w:color="AFC4DE"/>
+              <w:right w:val="single" w:sz="6" w:space="0" w:color="AFC4DE"/>
+              <w:insideH w:val="single" w:sz="6" w:space="0" w:color="AFC4DE"/>
+              <w:insideV w:val="single" w:sz="6" w:space="0" w:color="AFC4DE"/>
+            </w:tcBorders>
+            <w:vAlign w:val="center"/>
+          </w:tcPr>
+          <w:p>
+            <w:pPr>
+              <w:spacing w:before="0" w:after="20" w:line="259" w:lineRule="auto"/>
+            </w:pPr>
+            <w:r>
+              <w:rPr>
+                <w:b/>
+                <w:sz w:val="19"/>
+              </w:rPr>
+              <w:t>항목</w:t>
+            </w:r>
+          </w:p>
+        </w:tc>
+        <w:tc>
+          <w:tcPr>
+            <w:tcW w:type="dxa" w:w="2494"/>
+            <w:shd w:fill="D9E8F5"/>
+            <w:tcBorders>
+              <w:top w:val="single" w:sz="6" w:space="0" w:color="AFC4DE"/>
+              <w:left w:val="single" w:sz="6" w:space="0" w:color="AFC4DE"/>
+              <w:bottom w:val="single" w:sz="6" w:space="0" w:color="AFC4DE"/>
+              <w:right w:val="single" w:sz="6" w:space="0" w:color="AFC4DE"/>
+              <w:insideH w:val="single" w:sz="6" w:space="0" w:color="AFC4DE"/>
+              <w:insideV w:val="single" w:sz="6" w:space="0" w:color="AFC4DE"/>
+            </w:tcBorders>
+            <w:vAlign w:val="center"/>
+          </w:tcPr>
+          <w:p>
+            <w:pPr>
+              <w:spacing w:before="0" w:after="20" w:line="259" w:lineRule="auto"/>
+            </w:pPr>
+            <w:r>
+              <w:rPr>
+                <w:b/>
+                <w:sz w:val="19"/>
+              </w:rPr>
+              <w:t>원본 시간</w:t>
+            </w:r>
+          </w:p>
+        </w:tc>
+        <w:tc>
+          <w:tcPr>
+            <w:tcW w:type="dxa" w:w="3005"/>
+            <w:shd w:fill="D9E8F5"/>
+            <w:tcBorders>
+              <w:top w:val="single" w:sz="6" w:space="0" w:color="AFC4DE"/>
+              <w:left w:val="single" w:sz="6" w:space="0" w:color="AFC4DE"/>
+              <w:bottom w:val="single" w:sz="6" w:space="0" w:color="AFC4DE"/>
+              <w:right w:val="single" w:sz="6" w:space="0" w:color="AFC4DE"/>
+              <w:insideH w:val="single" w:sz="6" w:space="0" w:color="AFC4DE"/>
+              <w:insideV w:val="single" w:sz="6" w:space="0" w:color="AFC4DE"/>
+            </w:tcBorders>
+            <w:vAlign w:val="center"/>
+          </w:tcPr>
+          <w:p>
+            <w:pPr>
+              <w:spacing w:before="0" w:after="20" w:line="259" w:lineRule="auto"/>
+            </w:pPr>
+            <w:r>
+              <w:rPr>
+                <w:b/>
+                <w:sz w:val="19"/>
+              </w:rPr>
+              <w:t>WeatherSnapshot 적용</w:t>
+            </w:r>
+          </w:p>
+        </w:tc>
+        <w:tc>
+          <w:tcPr>
+            <w:tcW w:type="dxa" w:w="2721"/>
+            <w:shd w:fill="D9E8F5"/>
+            <w:tcBorders>
+              <w:top w:val="single" w:sz="6" w:space="0" w:color="AFC4DE"/>
+              <w:left w:val="single" w:sz="6" w:space="0" w:color="AFC4DE"/>
+              <w:bottom w:val="single" w:sz="6" w:space="0" w:color="AFC4DE"/>
+              <w:right w:val="single" w:sz="6" w:space="0" w:color="AFC4DE"/>
+              <w:insideH w:val="single" w:sz="6" w:space="0" w:color="AFC4DE"/>
+              <w:insideV w:val="single" w:sz="6" w:space="0" w:color="AFC4DE"/>
+            </w:tcBorders>
+            <w:vAlign w:val="center"/>
+          </w:tcPr>
+          <w:p>
+            <w:pPr>
+              <w:spacing w:before="0" w:after="20" w:line="259" w:lineRule="auto"/>
+            </w:pPr>
+            <w:r>
+              <w:rPr>
+                <w:b/>
+                <w:sz w:val="19"/>
+              </w:rPr>
+              <w:t>결측 정책</w:t>
+            </w:r>
+          </w:p>
+        </w:tc>
+      </w:tr>
+      <w:tr>
+        <w:trPr/>
+        <w:tc>
+          <w:tcPr>
+            <w:tcW w:type="dxa" w:w="1417"/>
+            <w:tcBorders>
+              <w:top w:val="single" w:sz="6" w:space="0" w:color="AFC4DE"/>
+              <w:left w:val="single" w:sz="6" w:space="0" w:color="AFC4DE"/>
+              <w:bottom w:val="single" w:sz="6" w:space="0" w:color="AFC4DE"/>
+              <w:right w:val="single" w:sz="6" w:space="0" w:color="AFC4DE"/>
+              <w:insideH w:val="single" w:sz="6" w:space="0" w:color="AFC4DE"/>
+              <w:insideV w:val="single" w:sz="6" w:space="0" w:color="AFC4DE"/>
+            </w:tcBorders>
+            <w:vAlign w:val="center"/>
+          </w:tcPr>
+          <w:p>
+            <w:pPr>
+              <w:spacing w:before="0" w:after="20" w:line="259" w:lineRule="auto"/>
+            </w:pPr>
+            <w:r>
+              <w:rPr>
+                <w:sz w:val="18"/>
+              </w:rPr>
+              <w:t>자외선</w:t>
+            </w:r>
+          </w:p>
+        </w:tc>
+        <w:tc>
+          <w:tcPr>
+            <w:tcW w:type="dxa" w:w="2494"/>
+            <w:tcBorders>
+              <w:top w:val="single" w:sz="6" w:space="0" w:color="AFC4DE"/>
+              <w:left w:val="single" w:sz="6" w:space="0" w:color="AFC4DE"/>
+              <w:bottom w:val="single" w:sz="6" w:space="0" w:color="AFC4DE"/>
+              <w:right w:val="single" w:sz="6" w:space="0" w:color="AFC4DE"/>
+              <w:insideH w:val="single" w:sz="6" w:space="0" w:color="AFC4DE"/>
+              <w:insideV w:val="single" w:sz="6" w:space="0" w:color="AFC4DE"/>
+            </w:tcBorders>
+            <w:vAlign w:val="center"/>
+          </w:tcPr>
+          <w:p>
+            <w:pPr>
+              <w:spacing w:before="0" w:after="20" w:line="259" w:lineRule="auto"/>
+            </w:pPr>
+            <w:r>
+              <w:rPr>
+                <w:sz w:val="18"/>
+              </w:rPr>
+              <w:t>V5 발표시각 + h0~h75, 3시간 간격</w:t>
+            </w:r>
+          </w:p>
+        </w:tc>
+        <w:tc>
+          <w:tcPr>
+            <w:tcW w:type="dxa" w:w="3005"/>
+            <w:tcBorders>
+              <w:top w:val="single" w:sz="6" w:space="0" w:color="AFC4DE"/>
+              <w:left w:val="single" w:sz="6" w:space="0" w:color="AFC4DE"/>
+              <w:bottom w:val="single" w:sz="6" w:space="0" w:color="AFC4DE"/>
+              <w:right w:val="single" w:sz="6" w:space="0" w:color="AFC4DE"/>
+              <w:insideH w:val="single" w:sz="6" w:space="0" w:color="AFC4DE"/>
+              <w:insideV w:val="single" w:sz="6" w:space="0" w:color="AFC4DE"/>
+            </w:tcBorders>
+            <w:vAlign w:val="center"/>
+          </w:tcPr>
+          <w:p>
+            <w:pPr>
+              <w:spacing w:before="0" w:after="20" w:line="259" w:lineRule="auto"/>
+            </w:pPr>
+            <w:r>
+              <w:rPr>
+                <w:sz w:val="18"/>
+              </w:rPr>
+              <w:t>해당 시각부터 다음 3시간 미만 슬롯에 uvIndex</w:t>
+            </w:r>
+          </w:p>
+        </w:tc>
+        <w:tc>
+          <w:tcPr>
+            <w:tcW w:type="dxa" w:w="2721"/>
+            <w:tcBorders>
+              <w:top w:val="single" w:sz="6" w:space="0" w:color="AFC4DE"/>
+              <w:left w:val="single" w:sz="6" w:space="0" w:color="AFC4DE"/>
+              <w:bottom w:val="single" w:sz="6" w:space="0" w:color="AFC4DE"/>
+              <w:right w:val="single" w:sz="6" w:space="0" w:color="AFC4DE"/>
+              <w:insideH w:val="single" w:sz="6" w:space="0" w:color="AFC4DE"/>
+              <w:insideV w:val="single" w:sz="6" w:space="0" w:color="AFC4DE"/>
+            </w:tcBorders>
+            <w:vAlign w:val="center"/>
+          </w:tcPr>
+          <w:p>
+            <w:pPr>
+              <w:spacing w:before="0" w:after="20" w:line="259" w:lineRule="auto"/>
+            </w:pPr>
+            <w:r>
+              <w:rPr>
+                <w:sz w:val="18"/>
+              </w:rPr>
+              <w:t>미해결 시 UV_UNAVAILABLE</w:t>
+            </w:r>
+          </w:p>
+        </w:tc>
+      </w:tr>
+      <w:tr>
+        <w:trPr/>
+        <w:tc>
+          <w:tcPr>
+            <w:tcW w:type="dxa" w:w="1417"/>
+            <w:tcBorders>
+              <w:top w:val="single" w:sz="6" w:space="0" w:color="AFC4DE"/>
+              <w:left w:val="single" w:sz="6" w:space="0" w:color="AFC4DE"/>
+              <w:bottom w:val="single" w:sz="6" w:space="0" w:color="AFC4DE"/>
+              <w:right w:val="single" w:sz="6" w:space="0" w:color="AFC4DE"/>
+              <w:insideH w:val="single" w:sz="6" w:space="0" w:color="AFC4DE"/>
+              <w:insideV w:val="single" w:sz="6" w:space="0" w:color="AFC4DE"/>
+            </w:tcBorders>
+            <w:vAlign w:val="center"/>
+          </w:tcPr>
+          <w:p>
+            <w:pPr>
+              <w:spacing w:before="0" w:after="20" w:line="259" w:lineRule="auto"/>
+            </w:pPr>
+            <w:r>
+              <w:rPr>
+                <w:sz w:val="18"/>
+              </w:rPr>
+              <w:t>PM10·PM2.5·오존</w:t>
+            </w:r>
+          </w:p>
+        </w:tc>
+        <w:tc>
+          <w:tcPr>
+            <w:tcW w:type="dxa" w:w="2494"/>
+            <w:tcBorders>
+              <w:top w:val="single" w:sz="6" w:space="0" w:color="AFC4DE"/>
+              <w:left w:val="single" w:sz="6" w:space="0" w:color="AFC4DE"/>
+              <w:bottom w:val="single" w:sz="6" w:space="0" w:color="AFC4DE"/>
+              <w:right w:val="single" w:sz="6" w:space="0" w:color="AFC4DE"/>
+              <w:insideH w:val="single" w:sz="6" w:space="0" w:color="AFC4DE"/>
+              <w:insideV w:val="single" w:sz="6" w:space="0" w:color="AFC4DE"/>
+            </w:tcBorders>
+            <w:vAlign w:val="center"/>
+          </w:tcPr>
+          <w:p>
+            <w:pPr>
+              <w:spacing w:before="0" w:after="20" w:line="259" w:lineRule="auto"/>
+            </w:pPr>
+            <w:r>
+              <w:rPr>
+                <w:sz w:val="18"/>
+              </w:rPr>
+              <w:t>에어코리아 측정시각, 4시간 이내</w:t>
+            </w:r>
+          </w:p>
+        </w:tc>
+        <w:tc>
+          <w:tcPr>
+            <w:tcW w:type="dxa" w:w="3005"/>
+            <w:tcBorders>
+              <w:top w:val="single" w:sz="6" w:space="0" w:color="AFC4DE"/>
+              <w:left w:val="single" w:sz="6" w:space="0" w:color="AFC4DE"/>
+              <w:bottom w:val="single" w:sz="6" w:space="0" w:color="AFC4DE"/>
+              <w:right w:val="single" w:sz="6" w:space="0" w:color="AFC4DE"/>
+              <w:insideH w:val="single" w:sz="6" w:space="0" w:color="AFC4DE"/>
+              <w:insideV w:val="single" w:sz="6" w:space="0" w:color="AFC4DE"/>
+            </w:tcBorders>
+            <w:vAlign w:val="center"/>
+          </w:tcPr>
+          <w:p>
+            <w:pPr>
+              <w:spacing w:before="0" w:after="20" w:line="259" w:lineRule="auto"/>
+            </w:pPr>
+            <w:r>
+              <w:rPr>
+                <w:sz w:val="18"/>
+              </w:rPr>
+              <w:t>current와 첫 hourly에만 적용</w:t>
+            </w:r>
+          </w:p>
+        </w:tc>
+        <w:tc>
+          <w:tcPr>
+            <w:tcW w:type="dxa" w:w="2721"/>
+            <w:tcBorders>
+              <w:top w:val="single" w:sz="6" w:space="0" w:color="AFC4DE"/>
+              <w:left w:val="single" w:sz="6" w:space="0" w:color="AFC4DE"/>
+              <w:bottom w:val="single" w:sz="6" w:space="0" w:color="AFC4DE"/>
+              <w:right w:val="single" w:sz="6" w:space="0" w:color="AFC4DE"/>
+              <w:insideH w:val="single" w:sz="6" w:space="0" w:color="AFC4DE"/>
+              <w:insideV w:val="single" w:sz="6" w:space="0" w:color="AFC4DE"/>
+            </w:tcBorders>
+            <w:vAlign w:val="center"/>
+          </w:tcPr>
+          <w:p>
+            <w:pPr>
+              <w:spacing w:before="0" w:after="20" w:line="259" w:lineRule="auto"/>
+            </w:pPr>
+            <w:r>
+              <w:rPr>
+                <w:sz w:val="18"/>
+              </w:rPr>
+              <w:t>미해결 시 AIR_QUALITY_UNAVAILABLE</w:t>
+            </w:r>
+          </w:p>
+        </w:tc>
+      </w:tr>
+      <w:tr>
+        <w:trPr/>
+        <w:tc>
+          <w:tcPr>
+            <w:tcW w:type="dxa" w:w="1417"/>
+            <w:tcBorders>
+              <w:top w:val="single" w:sz="6" w:space="0" w:color="AFC4DE"/>
+              <w:left w:val="single" w:sz="6" w:space="0" w:color="AFC4DE"/>
+              <w:bottom w:val="single" w:sz="6" w:space="0" w:color="AFC4DE"/>
+              <w:right w:val="single" w:sz="6" w:space="0" w:color="AFC4DE"/>
+              <w:insideH w:val="single" w:sz="6" w:space="0" w:color="AFC4DE"/>
+              <w:insideV w:val="single" w:sz="6" w:space="0" w:color="AFC4DE"/>
+            </w:tcBorders>
+            <w:vAlign w:val="center"/>
+          </w:tcPr>
+          <w:p>
+            <w:pPr>
+              <w:spacing w:before="0" w:after="20" w:line="259" w:lineRule="auto"/>
+            </w:pPr>
+            <w:r>
+              <w:rPr>
+                <w:sz w:val="18"/>
+              </w:rPr>
+              <w:t>캐시</w:t>
+            </w:r>
+          </w:p>
+        </w:tc>
+        <w:tc>
+          <w:tcPr>
+            <w:tcW w:type="dxa" w:w="2494"/>
+            <w:tcBorders>
+              <w:top w:val="single" w:sz="6" w:space="0" w:color="AFC4DE"/>
+              <w:left w:val="single" w:sz="6" w:space="0" w:color="AFC4DE"/>
+              <w:bottom w:val="single" w:sz="6" w:space="0" w:color="AFC4DE"/>
+              <w:right w:val="single" w:sz="6" w:space="0" w:color="AFC4DE"/>
+              <w:insideH w:val="single" w:sz="6" w:space="0" w:color="AFC4DE"/>
+              <w:insideV w:val="single" w:sz="6" w:space="0" w:color="AFC4DE"/>
+            </w:tcBorders>
+            <w:vAlign w:val="center"/>
+          </w:tcPr>
+          <w:p>
+            <w:pPr>
+              <w:spacing w:before="0" w:after="20" w:line="259" w:lineRule="auto"/>
+            </w:pPr>
+            <w:r>
+              <w:rPr>
+                <w:sz w:val="18"/>
+              </w:rPr>
+              <w:t>자외선 2시간·대기질 30분 fresh</w:t>
+            </w:r>
+          </w:p>
+        </w:tc>
+        <w:tc>
+          <w:tcPr>
+            <w:tcW w:type="dxa" w:w="3005"/>
+            <w:tcBorders>
+              <w:top w:val="single" w:sz="6" w:space="0" w:color="AFC4DE"/>
+              <w:left w:val="single" w:sz="6" w:space="0" w:color="AFC4DE"/>
+              <w:bottom w:val="single" w:sz="6" w:space="0" w:color="AFC4DE"/>
+              <w:right w:val="single" w:sz="6" w:space="0" w:color="AFC4DE"/>
+              <w:insideH w:val="single" w:sz="6" w:space="0" w:color="AFC4DE"/>
+              <w:insideV w:val="single" w:sz="6" w:space="0" w:color="AFC4DE"/>
+            </w:tcBorders>
+            <w:vAlign w:val="center"/>
+          </w:tcPr>
+          <w:p>
+            <w:pPr>
+              <w:spacing w:before="0" w:after="20" w:line="259" w:lineRule="auto"/>
+            </w:pPr>
+            <w:r>
+              <w:rPr>
+                <w:sz w:val="18"/>
+              </w:rPr>
+              <w:t>source state에 CACHED 기록</w:t>
+            </w:r>
+          </w:p>
+        </w:tc>
+        <w:tc>
+          <w:tcPr>
+            <w:tcW w:type="dxa" w:w="2721"/>
+            <w:tcBorders>
+              <w:top w:val="single" w:sz="6" w:space="0" w:color="AFC4DE"/>
+              <w:left w:val="single" w:sz="6" w:space="0" w:color="AFC4DE"/>
+              <w:bottom w:val="single" w:sz="6" w:space="0" w:color="AFC4DE"/>
+              <w:right w:val="single" w:sz="6" w:space="0" w:color="AFC4DE"/>
+              <w:insideH w:val="single" w:sz="6" w:space="0" w:color="AFC4DE"/>
+              <w:insideV w:val="single" w:sz="6" w:space="0" w:color="AFC4DE"/>
+            </w:tcBorders>
+            <w:vAlign w:val="center"/>
+          </w:tcPr>
+          <w:p>
+            <w:pPr>
+              <w:spacing w:before="0" w:after="20" w:line="259" w:lineRule="auto"/>
+            </w:pPr>
+            <w:r>
+              <w:rPr>
+                <w:sz w:val="18"/>
+              </w:rPr>
+              <w:t>조회 실패 시 UV 8시간·대기질 3시간까지만 STALE</w:t>
+            </w:r>
+          </w:p>
+        </w:tc>
+      </w:tr>
+    </w:tbl>
+    <w:p>
+      <w:pPr>
+        <w:pStyle w:val="Heading2"/>
+      </w:pPr>
+      <w:r>
+        <w:t>12.1 Provider 상태와 판단</w:t>
+      </w:r>
+    </w:p>
+    <w:p>
+      <w:pPr>
+        <w:pStyle w:val="ListBullet"/>
+      </w:pPr>
+      <w:r>
+        <w:t>AVAILABLE/CACHED/STALE 값은 source observedAt과 cachedAt을 함께 전달한다.</w:t>
+      </w:r>
+    </w:p>
+    <w:p>
+      <w:pPr>
+        <w:pStyle w:val="ListBullet"/>
+      </w:pPr>
+      <w:r>
+        <w:t>UNAVAILABLE/UNSUPPORTED_REGION은 0으로 바꾸지 않으며 해당 입력이 필요한 긍정 Fact와 장면을 생성하지 않는다.</w:t>
+      </w:r>
+    </w:p>
+    <w:p>
+      <w:pPr>
+        <w:pStyle w:val="ListBullet"/>
+      </w:pPr>
+      <w:r>
+        <w:t>PM 관측은 미래 예보가 아니므로 모든 hourly 슬롯에 복제하지 않는다. 자외선만 공식 예측 유효구간에 맞춰 시간별 판단에 사용한다.</w:t>
+      </w:r>
+    </w:p>
+    <w:p>
+      <w:pPr>
+        <w:pStyle w:val="ListBullet"/>
+      </w:pPr>
+      <w:r>
+        <w:t>대기질이 나쁘면 AIR_QUALITY_BAD와 마스크 계열을 생성할 수 있지만, 결측 상태만으로 위험을 추정하지 않는다.</w:t>
+      </w:r>
+    </w:p>
+    <w:p>
+      <w:pPr>
+        <w:pStyle w:val="Heading2"/>
+      </w:pPr>
+      <w:r>
+        <w:t>12.2 운영 데이터 승인</w:t>
+      </w:r>
+    </w:p>
+    <w:p>
+      <w:pPr>
+        <w:pStyle w:val="ListBullet"/>
+      </w:pPr>
+      <w:r>
+        <w:t>단기예보·생활기상지수(5.0)·에어코리아 대기오염정보는 공공데이터포털에서 각각 활용신청해야 한다.</w:t>
+      </w:r>
+    </w:p>
+    <w:p>
+      <w:pPr>
+        <w:pStyle w:val="ListBullet"/>
+      </w:pPr>
+      <w:r>
+        <w:t>동일 일반 인증키를 사용하더라도 서비스별 승인이 없으면 Provider 상태는 UNAVAILABLE이다.</w:t>
       </w:r>
     </w:p>
     <w:sectPr>

--- a/docs/날씨챙겨_시간대별_판단기준_및_문구카탈로그_v1.0.docx
+++ b/docs/날씨챙겨_시간대별_판단기준_및_문구카탈로그_v1.0.docx
@@ -16518,7 +16518,7 @@
                 <w:color w:val="20262D"/>
                 <w:sz w:val="16"/>
               </w:rPr>
-              <w:t>40/70% 비, 35/65% 눈, 33/35°C 체감, 6/9m/s 바람, UV 6/8의 아래·같음·위. 3시간 적설 2.9/3.0/3.1cm.</w:t>
+              <w:t>40/70% 비, 35/65% 눈, 33/35°C 체감, 6/9m/s 바람, UV 6/8의 아래·같음·위. 3시간 예상 신적설 2.9/3.0/3.1cm.</w:t>
             </w:r>
           </w:p>
         </w:tc>
@@ -18244,6 +18244,59 @@
       </w:pPr>
       <w:r>
         <w:t>동일 일반 인증키를 사용하더라도 서비스별 승인이 없으면 Provider 상태는 UNAVAILABLE이다.</w:t>
+      </w:r>
+    </w:p>
+    <w:p>
+      <w:r>
+        <w:br w:type="page"/>
+      </w:r>
+    </w:p>
+    <w:p>
+      <w:pPr>
+        <w:pStyle w:val="Heading1"/>
+      </w:pPr>
+      <w:r>
+        <w:t>현재 적설량과 신적설의 정의</w:t>
+      </w:r>
+    </w:p>
+    <w:p>
+      <w:pPr>
+        <w:spacing w:after="160"/>
+      </w:pPr>
+      <w:r>
+        <w:t>적설량은 기존에 내린 눈을 포함해 관측 시각에 지면에 쌓여 있는 눈의 수직 깊이(cm)다. 시간별 새로 쌓이는 눈이나 하루 최댓값을 현재 적설량으로 표시하지 않는다.</w:t>
+      </w:r>
+    </w:p>
+    <w:p>
+      <w:pPr>
+        <w:spacing w:after="160"/>
+      </w:pPr>
+      <w:r>
+        <w:t>단기예보 SNO와 예보 snowfallAmount는 해당 예보 시간 구간의 예상 신적설이다. 앱에는 예상 신적설로 표시하며, 누적 예보를 현재 남아 있는 눈의 깊이로 해석하지 않는다.</w:t>
+      </w:r>
+    </w:p>
+    <w:p>
+      <w:pPr>
+        <w:spacing w:after="160"/>
+      </w:pPr>
+      <w:r>
+        <w:t>과거 일관측 sd_day_max는 하루 동안 새로 내린 눈의 최대 깊이인 일 최심신적설이다. 앱에는 최심신적설로 표시한다. kma_snow_day.php sd=tot의 일 최심적설도 현재 적설량과 구분한다.</w:t>
+      </w:r>
+    </w:p>
+    <w:p>
+      <w:pPr>
+        <w:spacing w:after="160"/>
+      </w:pPr>
+      <w:r>
+        <w:t>현재 적설 원본은 kma_snow1.php의 sd=tot이며 사용자 지정 요청값은 snow=0이다. 활용승인과 실제 전체 지점 응답 검증은 완료됐고, 정규 운영 수집기·앱 연결은 남아 있다. 실제 응답 행의 TM을 관측 시각으로 사용한다.</w:t>
+      </w:r>
+    </w:p>
+    <w:p>
+      <w:pPr>
+        <w:spacing w:after="160"/>
+      </w:pPr>
+      <w:r>
+        <w:t>명시적 0cm는 정상 값이다. 음수 결측 코드·누락·수집 실패를 0cm로 바꾸지 않는다. 현재 적설의 인근 유효 관측값을 사용할 때 관측소·거리·실제 관측 시각을 보존한다.</w:t>
       </w:r>
     </w:p>
     <w:sectPr>
